--- a/downloads/fiches/bts_traitements_des_materiaux_fiche_evaluation.docx
+++ b/downloads/fiches/bts_traitements_des_materiaux_fiche_evaluation.docx
@@ -11,8 +11,9 @@
           <w:b/>
           <w:color w:val="1F4E79"/>
           <w:sz w:val="32"/>
+          <w:lang w:val="fr-FR" w:eastAsia="fr-FR" w:bidi="fr-FR"/>
         </w:rPr>
-        <w:t>Fiche d'evaluation reconstituee - BTS Traitements des materiaux</w:t>
+        <w:t>Fiche d'évaluation reconstituée - BTS Traitements des materiaux</w:t>
       </w:r>
     </w:p>
     <w:p>
@@ -23,8 +24,9 @@
         <w:rPr>
           <w:i/>
           <w:sz w:val="21"/>
+          <w:lang w:val="fr-FR" w:eastAsia="fr-FR" w:bidi="fr-FR"/>
         </w:rPr>
-        <w:t>Support evalue : Rapport de stage en milieu professionnel | Modalite : CCF | Option : Options A et B</w:t>
+        <w:t>Support évalué : Rapport de stage / rapport d'activités | Modalité : CCF | Option : Options A et B</w:t>
       </w:r>
     </w:p>
     <w:p>
@@ -35,8 +37,9 @@
         <w:rPr>
           <w:b/>
           <w:color w:val="4F81BD"/>
+          <w:lang w:val="fr-FR" w:eastAsia="fr-FR" w:bidi="fr-FR"/>
         </w:rPr>
-        <w:t>Fiche reconstituee a partir de criteres officiels</w:t>
+        <w:t>Fiche reconstituée à partir de critères officiels</w:t>
       </w:r>
     </w:p>
     <w:p>
@@ -46,8 +49,9 @@
       <w:r>
         <w:rPr>
           <w:i/>
+          <w:lang w:val="fr-FR" w:eastAsia="fr-FR" w:bidi="fr-FR"/>
         </w:rPr>
-        <w:t>Cette fiche est une reconstitution de travail a partir des sources publiques reperees au 28/04/2026. Elle ne remplace pas un formulaire national opposable lorsqu'une grille officielle complete existe par ailleurs.</w:t>
+        <w:t>Cette fiche est une reconstitution de travail à partir des sources publiques repérées au 2026-05-06. Elle ne remplace pas un formulaire national opposable lorsqu'une grille officielle complète existe par ailleurs.</w:t>
       </w:r>
     </w:p>
     <w:tbl>
@@ -74,6 +78,7 @@
             <w:r>
               <w:rPr>
                 <w:b/>
+                <w:lang w:val="fr-FR" w:eastAsia="fr-FR" w:bidi="fr-FR"/>
               </w:rPr>
               <w:t>BTS</w:t>
             </w:r>
@@ -86,6 +91,9 @@
           </w:tcPr>
           <w:p>
             <w:r>
+              <w:rPr>
+                <w:lang w:val="fr-FR" w:eastAsia="fr-FR" w:bidi="fr-FR"/>
+              </w:rPr>
               <w:t>BTS Traitements des materiaux</w:t>
             </w:r>
           </w:p>
@@ -100,8 +108,9 @@
             <w:r>
               <w:rPr>
                 <w:b/>
+                <w:lang w:val="fr-FR" w:eastAsia="fr-FR" w:bidi="fr-FR"/>
               </w:rPr>
-              <w:t>Modalite</w:t>
+              <w:t>Modalité</w:t>
             </w:r>
           </w:p>
         </w:tc>
@@ -112,6 +121,9 @@
           </w:tcPr>
           <w:p>
             <w:r>
+              <w:rPr>
+                <w:lang w:val="fr-FR" w:eastAsia="fr-FR" w:bidi="fr-FR"/>
+              </w:rPr>
               <w:t>CCF</w:t>
             </w:r>
           </w:p>
@@ -128,6 +140,7 @@
             <w:r>
               <w:rPr>
                 <w:b/>
+                <w:lang w:val="fr-FR" w:eastAsia="fr-FR" w:bidi="fr-FR"/>
               </w:rPr>
               <w:t>Option</w:t>
             </w:r>
@@ -140,6 +153,9 @@
           </w:tcPr>
           <w:p>
             <w:r>
+              <w:rPr>
+                <w:lang w:val="fr-FR" w:eastAsia="fr-FR" w:bidi="fr-FR"/>
+              </w:rPr>
               <w:t>Options A et B</w:t>
             </w:r>
           </w:p>
@@ -154,6 +170,7 @@
             <w:r>
               <w:rPr>
                 <w:b/>
+                <w:lang w:val="fr-FR" w:eastAsia="fr-FR" w:bidi="fr-FR"/>
               </w:rPr>
               <w:t>Statut documentaire</w:t>
             </w:r>
@@ -166,6 +183,9 @@
           </w:tcPr>
           <w:p>
             <w:r>
+              <w:rPr>
+                <w:lang w:val="fr-FR" w:eastAsia="fr-FR" w:bidi="fr-FR"/>
+              </w:rPr>
               <w:t>CCF confirme</w:t>
             </w:r>
           </w:p>
@@ -182,6 +202,7 @@
             <w:r>
               <w:rPr>
                 <w:b/>
+                <w:lang w:val="fr-FR" w:eastAsia="fr-FR" w:bidi="fr-FR"/>
               </w:rPr>
               <w:t>Support</w:t>
             </w:r>
@@ -194,7 +215,10 @@
           </w:tcPr>
           <w:p>
             <w:r>
-              <w:t>Rapport de stage en milieu professionnel</w:t>
+              <w:rPr>
+                <w:lang w:val="fr-FR" w:eastAsia="fr-FR" w:bidi="fr-FR"/>
+              </w:rPr>
+              <w:t>Rapport de stage / rapport d'activités</w:t>
             </w:r>
           </w:p>
         </w:tc>
@@ -208,8 +232,9 @@
             <w:r>
               <w:rPr>
                 <w:b/>
+                <w:lang w:val="fr-FR" w:eastAsia="fr-FR" w:bidi="fr-FR"/>
               </w:rPr>
-              <w:t>Epreuve</w:t>
+              <w:t>Épreuve</w:t>
             </w:r>
           </w:p>
         </w:tc>
@@ -220,7 +245,10 @@
           </w:tcPr>
           <w:p>
             <w:r>
-              <w:t>U6.2 / E62 Rapport de stage en milieu professionnel</w:t>
+              <w:rPr>
+                <w:lang w:val="fr-FR" w:eastAsia="fr-FR" w:bidi="fr-FR"/>
+              </w:rPr>
+              <w:t>U61|U62 | U6.2 / E62 Rapport de stage en milieu professionnel</w:t>
             </w:r>
           </w:p>
         </w:tc>
@@ -236,8 +264,9 @@
             <w:r>
               <w:rPr>
                 <w:b/>
+                <w:lang w:val="fr-FR" w:eastAsia="fr-FR" w:bidi="fr-FR"/>
               </w:rPr>
-              <w:t>Voies / modalites</w:t>
+              <w:t>Voies / modalités</w:t>
             </w:r>
           </w:p>
         </w:tc>
@@ -248,7 +277,10 @@
           </w:tcPr>
           <w:p>
             <w:r>
-              <w:t>Formation professionnelle continue dans les etablissements publics habilites a pratiquer le CCF</w:t>
+              <w:rPr>
+                <w:lang w:val="fr-FR" w:eastAsia="fr-FR" w:bidi="fr-FR"/>
+              </w:rPr>
+              <w:t>CCF confirme</w:t>
             </w:r>
           </w:p>
         </w:tc>
@@ -262,6 +294,7 @@
             <w:r>
               <w:rPr>
                 <w:b/>
+                <w:lang w:val="fr-FR" w:eastAsia="fr-FR" w:bidi="fr-FR"/>
               </w:rPr>
               <w:t>Niveau de reconstitution</w:t>
             </w:r>
@@ -274,7 +307,10 @@
           </w:tcPr>
           <w:p>
             <w:r>
-              <w:t>Fiche reconstituee a partir de criteres officiels</w:t>
+              <w:rPr>
+                <w:lang w:val="fr-FR" w:eastAsia="fr-FR" w:bidi="fr-FR"/>
+              </w:rPr>
+              <w:t>Fiche reconstituée à partir de critères officiels</w:t>
             </w:r>
           </w:p>
         </w:tc>
@@ -290,8 +326,9 @@
             <w:r>
               <w:rPr>
                 <w:b/>
+                <w:lang w:val="fr-FR" w:eastAsia="fr-FR" w:bidi="fr-FR"/>
               </w:rPr>
-              <w:t>Sources modele</w:t>
+              <w:t>Sources modèle</w:t>
             </w:r>
           </w:p>
         </w:tc>
@@ -302,7 +339,10 @@
           </w:tcPr>
           <w:p>
             <w:r>
-              <w:t>Le rapport de stage en milieu professionnel est explicite, mais la grille detaillee n'a pas ete retrouvee publiquement.</w:t>
+              <w:rPr>
+                <w:lang w:val="fr-FR" w:eastAsia="fr-FR" w:bidi="fr-FR"/>
+              </w:rPr>
+              <w:t>Le rapport de stage en milieu professionnel est explicite, mais la grille detaillee n'a pas ete retrouvée publiquement.</w:t>
             </w:r>
           </w:p>
         </w:tc>
@@ -316,6 +356,7 @@
             <w:r>
               <w:rPr>
                 <w:b/>
+                <w:lang w:val="fr-FR" w:eastAsia="fr-FR" w:bidi="fr-FR"/>
               </w:rPr>
               <w:t>Document jury</w:t>
             </w:r>
@@ -328,7 +369,10 @@
           </w:tcPr>
           <w:p>
             <w:r>
-              <w:t>Non retrouve</w:t>
+              <w:rPr>
+                <w:lang w:val="fr-FR" w:eastAsia="fr-FR" w:bidi="fr-FR"/>
+              </w:rPr>
+              <w:t>Non retrouvé</w:t>
             </w:r>
           </w:p>
         </w:tc>
@@ -339,8 +383,9 @@
       <w:r>
         <w:rPr>
           <w:b/>
+          <w:lang w:val="fr-FR" w:eastAsia="fr-FR" w:bidi="fr-FR"/>
         </w:rPr>
-        <w:t>Echelle de positionnement conseillee</w:t>
+        <w:t>Échelle de positionnement conseillée</w:t>
       </w:r>
     </w:p>
     <w:tbl>
@@ -366,6 +411,7 @@
             <w:r>
               <w:rPr>
                 <w:b/>
+                <w:lang w:val="fr-FR" w:eastAsia="fr-FR" w:bidi="fr-FR"/>
               </w:rPr>
               <w:t>NA</w:t>
             </w:r>
@@ -380,6 +426,7 @@
             <w:r>
               <w:rPr>
                 <w:b/>
+                <w:lang w:val="fr-FR" w:eastAsia="fr-FR" w:bidi="fr-FR"/>
               </w:rPr>
               <w:t>PA</w:t>
             </w:r>
@@ -394,6 +441,7 @@
             <w:r>
               <w:rPr>
                 <w:b/>
+                <w:lang w:val="fr-FR" w:eastAsia="fr-FR" w:bidi="fr-FR"/>
               </w:rPr>
               <w:t>A</w:t>
             </w:r>
@@ -408,6 +456,7 @@
             <w:r>
               <w:rPr>
                 <w:b/>
+                <w:lang w:val="fr-FR" w:eastAsia="fr-FR" w:bidi="fr-FR"/>
               </w:rPr>
               <w:t>TB</w:t>
             </w:r>
@@ -421,6 +470,9 @@
           </w:tcPr>
           <w:p>
             <w:r>
+              <w:rPr>
+                <w:lang w:val="fr-FR" w:eastAsia="fr-FR" w:bidi="fr-FR"/>
+              </w:rPr>
               <w:t>Non observable / non acquis</w:t>
             </w:r>
           </w:p>
@@ -431,6 +483,9 @@
           </w:tcPr>
           <w:p>
             <w:r>
+              <w:rPr>
+                <w:lang w:val="fr-FR" w:eastAsia="fr-FR" w:bidi="fr-FR"/>
+              </w:rPr>
               <w:t>Partiellement acquis</w:t>
             </w:r>
           </w:p>
@@ -441,6 +496,9 @@
           </w:tcPr>
           <w:p>
             <w:r>
+              <w:rPr>
+                <w:lang w:val="fr-FR" w:eastAsia="fr-FR" w:bidi="fr-FR"/>
+              </w:rPr>
               <w:t>Acquis</w:t>
             </w:r>
           </w:p>
@@ -451,7 +509,10 @@
           </w:tcPr>
           <w:p>
             <w:r>
-              <w:t>Tres bien acquis</w:t>
+              <w:rPr>
+                <w:lang w:val="fr-FR" w:eastAsia="fr-FR" w:bidi="fr-FR"/>
+              </w:rPr>
+              <w:t>Très bien acquis</w:t>
             </w:r>
           </w:p>
         </w:tc>
@@ -462,8 +523,9 @@
       <w:r>
         <w:rPr>
           <w:b/>
+          <w:lang w:val="fr-FR" w:eastAsia="fr-FR" w:bidi="fr-FR"/>
         </w:rPr>
-        <w:t>Grille d'evaluation</w:t>
+        <w:t>Grille d'évaluation</w:t>
       </w:r>
     </w:p>
     <w:tbl>
@@ -500,8 +562,9 @@
               <w:rPr>
                 <w:b/>
                 <w:sz w:val="19"/>
+                <w:lang w:val="fr-FR" w:eastAsia="fr-FR" w:bidi="fr-FR"/>
               </w:rPr>
-              <w:t>Critere evalue</w:t>
+              <w:t>Critère évalué</w:t>
             </w:r>
           </w:p>
         </w:tc>
@@ -519,6 +582,7 @@
               <w:rPr>
                 <w:b/>
                 <w:sz w:val="19"/>
+                <w:lang w:val="fr-FR" w:eastAsia="fr-FR" w:bidi="fr-FR"/>
               </w:rPr>
               <w:t>Indicateurs observables / questions d'appui</w:t>
             </w:r>
@@ -538,6 +602,7 @@
               <w:rPr>
                 <w:b/>
                 <w:sz w:val="19"/>
+                <w:lang w:val="fr-FR" w:eastAsia="fr-FR" w:bidi="fr-FR"/>
               </w:rPr>
               <w:t>NA</w:t>
             </w:r>
@@ -557,6 +622,7 @@
               <w:rPr>
                 <w:b/>
                 <w:sz w:val="19"/>
+                <w:lang w:val="fr-FR" w:eastAsia="fr-FR" w:bidi="fr-FR"/>
               </w:rPr>
               <w:t>PA</w:t>
             </w:r>
@@ -576,6 +642,7 @@
               <w:rPr>
                 <w:b/>
                 <w:sz w:val="19"/>
+                <w:lang w:val="fr-FR" w:eastAsia="fr-FR" w:bidi="fr-FR"/>
               </w:rPr>
               <w:t>A</w:t>
             </w:r>
@@ -595,6 +662,7 @@
               <w:rPr>
                 <w:b/>
                 <w:sz w:val="19"/>
+                <w:lang w:val="fr-FR" w:eastAsia="fr-FR" w:bidi="fr-FR"/>
               </w:rPr>
               <w:t>TB</w:t>
             </w:r>
@@ -614,6 +682,7 @@
               <w:rPr>
                 <w:b/>
                 <w:sz w:val="19"/>
+                <w:lang w:val="fr-FR" w:eastAsia="fr-FR" w:bidi="fr-FR"/>
               </w:rPr>
               <w:t>Observations</w:t>
             </w:r>
@@ -631,7 +700,10 @@
               <w:spacing w:after="0"/>
             </w:pPr>
             <w:r>
-              <w:t>Qualite et conformite du rapport/support</w:t>
+              <w:rPr>
+                <w:lang w:val="fr-FR" w:eastAsia="fr-FR" w:bidi="fr-FR"/>
+              </w:rPr>
+              <w:t>Qualité et conformité du rapport/support</w:t>
             </w:r>
           </w:p>
         </w:tc>
@@ -645,7 +717,10 @@
               <w:spacing w:after="0"/>
             </w:pPr>
             <w:r>
-              <w:t>Support lisible, structure, coherent avec l'epreuve et directement exploitable pour l'evaluation.</w:t>
+              <w:rPr>
+                <w:lang w:val="fr-FR" w:eastAsia="fr-FR" w:bidi="fr-FR"/>
+              </w:rPr>
+              <w:t>Support lisible, structuré, cohérent avec l'épreuve et directement exploitable pour l'évaluation.</w:t>
             </w:r>
           </w:p>
         </w:tc>
@@ -659,7 +734,11 @@
               <w:spacing w:after="0"/>
               <w:jc w:val="center"/>
             </w:pPr>
-            <w:r/>
+            <w:r>
+              <w:rPr>
+                <w:lang w:val="fr-FR" w:eastAsia="fr-FR" w:bidi="fr-FR"/>
+              </w:rPr>
+            </w:r>
           </w:p>
         </w:tc>
         <w:tc>
@@ -672,7 +751,11 @@
               <w:spacing w:after="0"/>
               <w:jc w:val="center"/>
             </w:pPr>
-            <w:r/>
+            <w:r>
+              <w:rPr>
+                <w:lang w:val="fr-FR" w:eastAsia="fr-FR" w:bidi="fr-FR"/>
+              </w:rPr>
+            </w:r>
           </w:p>
         </w:tc>
         <w:tc>
@@ -685,7 +768,11 @@
               <w:spacing w:after="0"/>
               <w:jc w:val="center"/>
             </w:pPr>
-            <w:r/>
+            <w:r>
+              <w:rPr>
+                <w:lang w:val="fr-FR" w:eastAsia="fr-FR" w:bidi="fr-FR"/>
+              </w:rPr>
+            </w:r>
           </w:p>
         </w:tc>
         <w:tc>
@@ -698,7 +785,11 @@
               <w:spacing w:after="0"/>
               <w:jc w:val="center"/>
             </w:pPr>
-            <w:r/>
+            <w:r>
+              <w:rPr>
+                <w:lang w:val="fr-FR" w:eastAsia="fr-FR" w:bidi="fr-FR"/>
+              </w:rPr>
+            </w:r>
           </w:p>
         </w:tc>
         <w:tc>
@@ -710,7 +801,11 @@
             <w:pPr>
               <w:spacing w:after="0"/>
             </w:pPr>
-            <w:r/>
+            <w:r>
+              <w:rPr>
+                <w:lang w:val="fr-FR" w:eastAsia="fr-FR" w:bidi="fr-FR"/>
+              </w:rPr>
+            </w:r>
           </w:p>
         </w:tc>
       </w:tr>
@@ -725,6 +820,9 @@
               <w:spacing w:after="0"/>
             </w:pPr>
             <w:r>
+              <w:rPr>
+                <w:lang w:val="fr-FR" w:eastAsia="fr-FR" w:bidi="fr-FR"/>
+              </w:rPr>
               <w:t>explicitation du contexte entreprise et de la mission en traitements des materiaux</w:t>
             </w:r>
           </w:p>
@@ -739,7 +837,10 @@
               <w:spacing w:after="0"/>
             </w:pPr>
             <w:r>
-              <w:t>Le candidat situe precisement l'organisation, ses missions et le perimetre de son intervention.</w:t>
+              <w:rPr>
+                <w:lang w:val="fr-FR" w:eastAsia="fr-FR" w:bidi="fr-FR"/>
+              </w:rPr>
+              <w:t>Le candidat situe précisément l'organisation, ses missions et le périmètre de son intervention.</w:t>
             </w:r>
           </w:p>
         </w:tc>
@@ -753,7 +854,11 @@
               <w:spacing w:after="0"/>
               <w:jc w:val="center"/>
             </w:pPr>
-            <w:r/>
+            <w:r>
+              <w:rPr>
+                <w:lang w:val="fr-FR" w:eastAsia="fr-FR" w:bidi="fr-FR"/>
+              </w:rPr>
+            </w:r>
           </w:p>
         </w:tc>
         <w:tc>
@@ -766,7 +871,11 @@
               <w:spacing w:after="0"/>
               <w:jc w:val="center"/>
             </w:pPr>
-            <w:r/>
+            <w:r>
+              <w:rPr>
+                <w:lang w:val="fr-FR" w:eastAsia="fr-FR" w:bidi="fr-FR"/>
+              </w:rPr>
+            </w:r>
           </w:p>
         </w:tc>
         <w:tc>
@@ -779,7 +888,11 @@
               <w:spacing w:after="0"/>
               <w:jc w:val="center"/>
             </w:pPr>
-            <w:r/>
+            <w:r>
+              <w:rPr>
+                <w:lang w:val="fr-FR" w:eastAsia="fr-FR" w:bidi="fr-FR"/>
+              </w:rPr>
+            </w:r>
           </w:p>
         </w:tc>
         <w:tc>
@@ -792,7 +905,11 @@
               <w:spacing w:after="0"/>
               <w:jc w:val="center"/>
             </w:pPr>
-            <w:r/>
+            <w:r>
+              <w:rPr>
+                <w:lang w:val="fr-FR" w:eastAsia="fr-FR" w:bidi="fr-FR"/>
+              </w:rPr>
+            </w:r>
           </w:p>
         </w:tc>
         <w:tc>
@@ -804,7 +921,11 @@
             <w:pPr>
               <w:spacing w:after="0"/>
             </w:pPr>
-            <w:r/>
+            <w:r>
+              <w:rPr>
+                <w:lang w:val="fr-FR" w:eastAsia="fr-FR" w:bidi="fr-FR"/>
+              </w:rPr>
+            </w:r>
           </w:p>
         </w:tc>
       </w:tr>
@@ -819,7 +940,10 @@
               <w:spacing w:after="0"/>
             </w:pPr>
             <w:r>
-              <w:t>maitrise technique des activites realisees</w:t>
+              <w:rPr>
+                <w:lang w:val="fr-FR" w:eastAsia="fr-FR" w:bidi="fr-FR"/>
+              </w:rPr>
+              <w:t>maîtrise technique des activités réalisées</w:t>
             </w:r>
           </w:p>
         </w:tc>
@@ -833,7 +957,10 @@
               <w:spacing w:after="0"/>
             </w:pPr>
             <w:r>
-              <w:t>Les techniques, outils et methodes mobilises sont expliques et justifies avec exactitude.</w:t>
+              <w:rPr>
+                <w:lang w:val="fr-FR" w:eastAsia="fr-FR" w:bidi="fr-FR"/>
+              </w:rPr>
+              <w:t>Les techniques, outils et méthodes mobilisés sont expliqués et justifiés avec exactitude.</w:t>
             </w:r>
           </w:p>
         </w:tc>
@@ -847,7 +974,11 @@
               <w:spacing w:after="0"/>
               <w:jc w:val="center"/>
             </w:pPr>
-            <w:r/>
+            <w:r>
+              <w:rPr>
+                <w:lang w:val="fr-FR" w:eastAsia="fr-FR" w:bidi="fr-FR"/>
+              </w:rPr>
+            </w:r>
           </w:p>
         </w:tc>
         <w:tc>
@@ -860,7 +991,11 @@
               <w:spacing w:after="0"/>
               <w:jc w:val="center"/>
             </w:pPr>
-            <w:r/>
+            <w:r>
+              <w:rPr>
+                <w:lang w:val="fr-FR" w:eastAsia="fr-FR" w:bidi="fr-FR"/>
+              </w:rPr>
+            </w:r>
           </w:p>
         </w:tc>
         <w:tc>
@@ -873,7 +1008,11 @@
               <w:spacing w:after="0"/>
               <w:jc w:val="center"/>
             </w:pPr>
-            <w:r/>
+            <w:r>
+              <w:rPr>
+                <w:lang w:val="fr-FR" w:eastAsia="fr-FR" w:bidi="fr-FR"/>
+              </w:rPr>
+            </w:r>
           </w:p>
         </w:tc>
         <w:tc>
@@ -886,7 +1025,11 @@
               <w:spacing w:after="0"/>
               <w:jc w:val="center"/>
             </w:pPr>
-            <w:r/>
+            <w:r>
+              <w:rPr>
+                <w:lang w:val="fr-FR" w:eastAsia="fr-FR" w:bidi="fr-FR"/>
+              </w:rPr>
+            </w:r>
           </w:p>
         </w:tc>
         <w:tc>
@@ -898,7 +1041,11 @@
             <w:pPr>
               <w:spacing w:after="0"/>
             </w:pPr>
-            <w:r/>
+            <w:r>
+              <w:rPr>
+                <w:lang w:val="fr-FR" w:eastAsia="fr-FR" w:bidi="fr-FR"/>
+              </w:rPr>
+            </w:r>
           </w:p>
         </w:tc>
       </w:tr>
@@ -913,7 +1060,10 @@
               <w:spacing w:after="0"/>
             </w:pPr>
             <w:r>
-              <w:t>analyse des choix, resultats et ecarts</w:t>
+              <w:rPr>
+                <w:lang w:val="fr-FR" w:eastAsia="fr-FR" w:bidi="fr-FR"/>
+              </w:rPr>
+              <w:t>analysé des choix, résultats et écarts</w:t>
             </w:r>
           </w:p>
         </w:tc>
@@ -927,7 +1077,10 @@
               <w:spacing w:after="0"/>
             </w:pPr>
             <w:r>
-              <w:t>Les choix, contraintes, resultats et eventuels ecarts sont analyses avec recul professionnel.</w:t>
+              <w:rPr>
+                <w:lang w:val="fr-FR" w:eastAsia="fr-FR" w:bidi="fr-FR"/>
+              </w:rPr>
+              <w:t>Les choix, contraintes, résultats et éventuels écarts sont analysés avec recul professionnel.</w:t>
             </w:r>
           </w:p>
         </w:tc>
@@ -941,7 +1094,11 @@
               <w:spacing w:after="0"/>
               <w:jc w:val="center"/>
             </w:pPr>
-            <w:r/>
+            <w:r>
+              <w:rPr>
+                <w:lang w:val="fr-FR" w:eastAsia="fr-FR" w:bidi="fr-FR"/>
+              </w:rPr>
+            </w:r>
           </w:p>
         </w:tc>
         <w:tc>
@@ -954,7 +1111,11 @@
               <w:spacing w:after="0"/>
               <w:jc w:val="center"/>
             </w:pPr>
-            <w:r/>
+            <w:r>
+              <w:rPr>
+                <w:lang w:val="fr-FR" w:eastAsia="fr-FR" w:bidi="fr-FR"/>
+              </w:rPr>
+            </w:r>
           </w:p>
         </w:tc>
         <w:tc>
@@ -967,7 +1128,11 @@
               <w:spacing w:after="0"/>
               <w:jc w:val="center"/>
             </w:pPr>
-            <w:r/>
+            <w:r>
+              <w:rPr>
+                <w:lang w:val="fr-FR" w:eastAsia="fr-FR" w:bidi="fr-FR"/>
+              </w:rPr>
+            </w:r>
           </w:p>
         </w:tc>
         <w:tc>
@@ -980,7 +1145,11 @@
               <w:spacing w:after="0"/>
               <w:jc w:val="center"/>
             </w:pPr>
-            <w:r/>
+            <w:r>
+              <w:rPr>
+                <w:lang w:val="fr-FR" w:eastAsia="fr-FR" w:bidi="fr-FR"/>
+              </w:rPr>
+            </w:r>
           </w:p>
         </w:tc>
         <w:tc>
@@ -992,7 +1161,11 @@
             <w:pPr>
               <w:spacing w:after="0"/>
             </w:pPr>
-            <w:r/>
+            <w:r>
+              <w:rPr>
+                <w:lang w:val="fr-FR" w:eastAsia="fr-FR" w:bidi="fr-FR"/>
+              </w:rPr>
+            </w:r>
           </w:p>
         </w:tc>
       </w:tr>
@@ -1007,7 +1180,10 @@
               <w:spacing w:after="0"/>
             </w:pPr>
             <w:r>
-              <w:t>prise en compte de la qualite, de la securite, des procedures et des contraintes de couts/delais</w:t>
+              <w:rPr>
+                <w:lang w:val="fr-FR" w:eastAsia="fr-FR" w:bidi="fr-FR"/>
+              </w:rPr>
+              <w:t>prise en compte de la qualité, de la sécurité, des procedures et des contraintes de couts/delais</w:t>
             </w:r>
           </w:p>
         </w:tc>
@@ -1021,7 +1197,10 @@
               <w:spacing w:after="0"/>
             </w:pPr>
             <w:r>
-              <w:t>Les exigences de qualite, securite, reglementation et tracabilite sont prises en compte.</w:t>
+              <w:rPr>
+                <w:lang w:val="fr-FR" w:eastAsia="fr-FR" w:bidi="fr-FR"/>
+              </w:rPr>
+              <w:t>Les exigences de qualité, sécurité, réglementation et traçabilité sont prises en compte.</w:t>
             </w:r>
           </w:p>
         </w:tc>
@@ -1035,7 +1214,11 @@
               <w:spacing w:after="0"/>
               <w:jc w:val="center"/>
             </w:pPr>
-            <w:r/>
+            <w:r>
+              <w:rPr>
+                <w:lang w:val="fr-FR" w:eastAsia="fr-FR" w:bidi="fr-FR"/>
+              </w:rPr>
+            </w:r>
           </w:p>
         </w:tc>
         <w:tc>
@@ -1048,7 +1231,11 @@
               <w:spacing w:after="0"/>
               <w:jc w:val="center"/>
             </w:pPr>
-            <w:r/>
+            <w:r>
+              <w:rPr>
+                <w:lang w:val="fr-FR" w:eastAsia="fr-FR" w:bidi="fr-FR"/>
+              </w:rPr>
+            </w:r>
           </w:p>
         </w:tc>
         <w:tc>
@@ -1061,7 +1248,11 @@
               <w:spacing w:after="0"/>
               <w:jc w:val="center"/>
             </w:pPr>
-            <w:r/>
+            <w:r>
+              <w:rPr>
+                <w:lang w:val="fr-FR" w:eastAsia="fr-FR" w:bidi="fr-FR"/>
+              </w:rPr>
+            </w:r>
           </w:p>
         </w:tc>
         <w:tc>
@@ -1074,7 +1265,11 @@
               <w:spacing w:after="0"/>
               <w:jc w:val="center"/>
             </w:pPr>
-            <w:r/>
+            <w:r>
+              <w:rPr>
+                <w:lang w:val="fr-FR" w:eastAsia="fr-FR" w:bidi="fr-FR"/>
+              </w:rPr>
+            </w:r>
           </w:p>
         </w:tc>
         <w:tc>
@@ -1086,7 +1281,11 @@
             <w:pPr>
               <w:spacing w:after="0"/>
             </w:pPr>
-            <w:r/>
+            <w:r>
+              <w:rPr>
+                <w:lang w:val="fr-FR" w:eastAsia="fr-FR" w:bidi="fr-FR"/>
+              </w:rPr>
+            </w:r>
           </w:p>
         </w:tc>
       </w:tr>
@@ -1101,7 +1300,10 @@
               <w:spacing w:after="0"/>
             </w:pPr>
             <w:r>
-              <w:t>qualite de la soutenance et capacite de justification</w:t>
+              <w:rPr>
+                <w:lang w:val="fr-FR" w:eastAsia="fr-FR" w:bidi="fr-FR"/>
+              </w:rPr>
+              <w:t>qualité de la soutenance et capacite de justification</w:t>
             </w:r>
           </w:p>
         </w:tc>
@@ -1115,7 +1317,10 @@
               <w:spacing w:after="0"/>
             </w:pPr>
             <w:r>
-              <w:t>Les exigences de qualite, securite, reglementation et tracabilite sont prises en compte.</w:t>
+              <w:rPr>
+                <w:lang w:val="fr-FR" w:eastAsia="fr-FR" w:bidi="fr-FR"/>
+              </w:rPr>
+              <w:t>Expression claire, structurée, argumentée et adaptée au questionnement du jury.</w:t>
             </w:r>
           </w:p>
         </w:tc>
@@ -1129,7 +1334,11 @@
               <w:spacing w:after="0"/>
               <w:jc w:val="center"/>
             </w:pPr>
-            <w:r/>
+            <w:r>
+              <w:rPr>
+                <w:lang w:val="fr-FR" w:eastAsia="fr-FR" w:bidi="fr-FR"/>
+              </w:rPr>
+            </w:r>
           </w:p>
         </w:tc>
         <w:tc>
@@ -1142,7 +1351,11 @@
               <w:spacing w:after="0"/>
               <w:jc w:val="center"/>
             </w:pPr>
-            <w:r/>
+            <w:r>
+              <w:rPr>
+                <w:lang w:val="fr-FR" w:eastAsia="fr-FR" w:bidi="fr-FR"/>
+              </w:rPr>
+            </w:r>
           </w:p>
         </w:tc>
         <w:tc>
@@ -1155,7 +1368,11 @@
               <w:spacing w:after="0"/>
               <w:jc w:val="center"/>
             </w:pPr>
-            <w:r/>
+            <w:r>
+              <w:rPr>
+                <w:lang w:val="fr-FR" w:eastAsia="fr-FR" w:bidi="fr-FR"/>
+              </w:rPr>
+            </w:r>
           </w:p>
         </w:tc>
         <w:tc>
@@ -1168,7 +1385,11 @@
               <w:spacing w:after="0"/>
               <w:jc w:val="center"/>
             </w:pPr>
-            <w:r/>
+            <w:r>
+              <w:rPr>
+                <w:lang w:val="fr-FR" w:eastAsia="fr-FR" w:bidi="fr-FR"/>
+              </w:rPr>
+            </w:r>
           </w:p>
         </w:tc>
         <w:tc>
@@ -1180,7 +1401,11 @@
             <w:pPr>
               <w:spacing w:after="0"/>
             </w:pPr>
-            <w:r/>
+            <w:r>
+              <w:rPr>
+                <w:lang w:val="fr-FR" w:eastAsia="fr-FR" w:bidi="fr-FR"/>
+              </w:rPr>
+            </w:r>
           </w:p>
         </w:tc>
       </w:tr>
@@ -1195,7 +1420,10 @@
               <w:spacing w:after="0"/>
             </w:pPr>
             <w:r>
-              <w:t>prise de recul sur l'experience. Accent probable sur la maitrise des procedes, l'analyse des parametres, la qualite obtenue, la securite et l'interpretation des ecarts</w:t>
+              <w:rPr>
+                <w:lang w:val="fr-FR" w:eastAsia="fr-FR" w:bidi="fr-FR"/>
+              </w:rPr>
+              <w:t>prise de recul sur l'experience. Accent probable sur la maîtrise des procédés, l'analysé des paramêtres, la qualité obtenue, la sécurité et l'interpretation des écarts</w:t>
             </w:r>
           </w:p>
         </w:tc>
@@ -1209,7 +1437,10 @@
               <w:spacing w:after="0"/>
             </w:pPr>
             <w:r>
-              <w:t>Les choix, contraintes, resultats et eventuels ecarts sont analyses avec recul professionnel.</w:t>
+              <w:rPr>
+                <w:lang w:val="fr-FR" w:eastAsia="fr-FR" w:bidi="fr-FR"/>
+              </w:rPr>
+              <w:t>Les choix, contraintes, résultats et éventuels écarts sont analysés avec recul professionnel.</w:t>
             </w:r>
           </w:p>
         </w:tc>
@@ -1223,7 +1454,11 @@
               <w:spacing w:after="0"/>
               <w:jc w:val="center"/>
             </w:pPr>
-            <w:r/>
+            <w:r>
+              <w:rPr>
+                <w:lang w:val="fr-FR" w:eastAsia="fr-FR" w:bidi="fr-FR"/>
+              </w:rPr>
+            </w:r>
           </w:p>
         </w:tc>
         <w:tc>
@@ -1236,7 +1471,11 @@
               <w:spacing w:after="0"/>
               <w:jc w:val="center"/>
             </w:pPr>
-            <w:r/>
+            <w:r>
+              <w:rPr>
+                <w:lang w:val="fr-FR" w:eastAsia="fr-FR" w:bidi="fr-FR"/>
+              </w:rPr>
+            </w:r>
           </w:p>
         </w:tc>
         <w:tc>
@@ -1249,7 +1488,11 @@
               <w:spacing w:after="0"/>
               <w:jc w:val="center"/>
             </w:pPr>
-            <w:r/>
+            <w:r>
+              <w:rPr>
+                <w:lang w:val="fr-FR" w:eastAsia="fr-FR" w:bidi="fr-FR"/>
+              </w:rPr>
+            </w:r>
           </w:p>
         </w:tc>
         <w:tc>
@@ -1262,7 +1505,11 @@
               <w:spacing w:after="0"/>
               <w:jc w:val="center"/>
             </w:pPr>
-            <w:r/>
+            <w:r>
+              <w:rPr>
+                <w:lang w:val="fr-FR" w:eastAsia="fr-FR" w:bidi="fr-FR"/>
+              </w:rPr>
+            </w:r>
           </w:p>
         </w:tc>
         <w:tc>
@@ -1274,7 +1521,11 @@
             <w:pPr>
               <w:spacing w:after="0"/>
             </w:pPr>
-            <w:r/>
+            <w:r>
+              <w:rPr>
+                <w:lang w:val="fr-FR" w:eastAsia="fr-FR" w:bidi="fr-FR"/>
+              </w:rPr>
+            </w:r>
           </w:p>
         </w:tc>
       </w:tr>
@@ -1289,6 +1540,9 @@
               <w:spacing w:after="0"/>
             </w:pPr>
             <w:r>
+              <w:rPr>
+                <w:lang w:val="fr-FR" w:eastAsia="fr-FR" w:bidi="fr-FR"/>
+              </w:rPr>
               <w:t>Capacité à répondre avec argumentation aux questions professionnelles (stage, économie, gestion)</w:t>
             </w:r>
           </w:p>
@@ -1303,7 +1557,10 @@
               <w:spacing w:after="0"/>
             </w:pPr>
             <w:r>
-              <w:t>Expression claire, structuree, argumentee et adaptee au questionnement du jury.</w:t>
+              <w:rPr>
+                <w:lang w:val="fr-FR" w:eastAsia="fr-FR" w:bidi="fr-FR"/>
+              </w:rPr>
+              <w:t>Expression claire, structurée, argumentée et adaptée au questionnement du jury.</w:t>
             </w:r>
           </w:p>
         </w:tc>
@@ -1317,7 +1574,11 @@
               <w:spacing w:after="0"/>
               <w:jc w:val="center"/>
             </w:pPr>
-            <w:r/>
+            <w:r>
+              <w:rPr>
+                <w:lang w:val="fr-FR" w:eastAsia="fr-FR" w:bidi="fr-FR"/>
+              </w:rPr>
+            </w:r>
           </w:p>
         </w:tc>
         <w:tc>
@@ -1330,7 +1591,11 @@
               <w:spacing w:after="0"/>
               <w:jc w:val="center"/>
             </w:pPr>
-            <w:r/>
+            <w:r>
+              <w:rPr>
+                <w:lang w:val="fr-FR" w:eastAsia="fr-FR" w:bidi="fr-FR"/>
+              </w:rPr>
+            </w:r>
           </w:p>
         </w:tc>
         <w:tc>
@@ -1343,7 +1608,11 @@
               <w:spacing w:after="0"/>
               <w:jc w:val="center"/>
             </w:pPr>
-            <w:r/>
+            <w:r>
+              <w:rPr>
+                <w:lang w:val="fr-FR" w:eastAsia="fr-FR" w:bidi="fr-FR"/>
+              </w:rPr>
+            </w:r>
           </w:p>
         </w:tc>
         <w:tc>
@@ -1356,7 +1625,11 @@
               <w:spacing w:after="0"/>
               <w:jc w:val="center"/>
             </w:pPr>
-            <w:r/>
+            <w:r>
+              <w:rPr>
+                <w:lang w:val="fr-FR" w:eastAsia="fr-FR" w:bidi="fr-FR"/>
+              </w:rPr>
+            </w:r>
           </w:p>
         </w:tc>
         <w:tc>
@@ -1368,7 +1641,11 @@
             <w:pPr>
               <w:spacing w:after="0"/>
             </w:pPr>
-            <w:r/>
+            <w:r>
+              <w:rPr>
+                <w:lang w:val="fr-FR" w:eastAsia="fr-FR" w:bidi="fr-FR"/>
+              </w:rPr>
+            </w:r>
           </w:p>
         </w:tc>
       </w:tr>
@@ -1383,6 +1660,9 @@
               <w:spacing w:after="0"/>
             </w:pPr>
             <w:r>
+              <w:rPr>
+                <w:lang w:val="fr-FR" w:eastAsia="fr-FR" w:bidi="fr-FR"/>
+              </w:rPr>
               <w:t>rigueur de la démarche</w:t>
             </w:r>
           </w:p>
@@ -1397,7 +1677,10 @@
               <w:spacing w:after="0"/>
             </w:pPr>
             <w:r>
-              <w:t>Elements observables explicitables dans le support ecrit et confirmables lors de l'entretien.</w:t>
+              <w:rPr>
+                <w:lang w:val="fr-FR" w:eastAsia="fr-FR" w:bidi="fr-FR"/>
+              </w:rPr>
+              <w:t>Éléments observables explicitables dans le support écrit et confirmables lors de l'entretien.</w:t>
             </w:r>
           </w:p>
         </w:tc>
@@ -1411,7 +1694,11 @@
               <w:spacing w:after="0"/>
               <w:jc w:val="center"/>
             </w:pPr>
-            <w:r/>
+            <w:r>
+              <w:rPr>
+                <w:lang w:val="fr-FR" w:eastAsia="fr-FR" w:bidi="fr-FR"/>
+              </w:rPr>
+            </w:r>
           </w:p>
         </w:tc>
         <w:tc>
@@ -1424,7 +1711,11 @@
               <w:spacing w:after="0"/>
               <w:jc w:val="center"/>
             </w:pPr>
-            <w:r/>
+            <w:r>
+              <w:rPr>
+                <w:lang w:val="fr-FR" w:eastAsia="fr-FR" w:bidi="fr-FR"/>
+              </w:rPr>
+            </w:r>
           </w:p>
         </w:tc>
         <w:tc>
@@ -1437,7 +1728,11 @@
               <w:spacing w:after="0"/>
               <w:jc w:val="center"/>
             </w:pPr>
-            <w:r/>
+            <w:r>
+              <w:rPr>
+                <w:lang w:val="fr-FR" w:eastAsia="fr-FR" w:bidi="fr-FR"/>
+              </w:rPr>
+            </w:r>
           </w:p>
         </w:tc>
         <w:tc>
@@ -1450,7 +1745,11 @@
               <w:spacing w:after="0"/>
               <w:jc w:val="center"/>
             </w:pPr>
-            <w:r/>
+            <w:r>
+              <w:rPr>
+                <w:lang w:val="fr-FR" w:eastAsia="fr-FR" w:bidi="fr-FR"/>
+              </w:rPr>
+            </w:r>
           </w:p>
         </w:tc>
         <w:tc>
@@ -1462,7 +1761,11 @@
             <w:pPr>
               <w:spacing w:after="0"/>
             </w:pPr>
-            <w:r/>
+            <w:r>
+              <w:rPr>
+                <w:lang w:val="fr-FR" w:eastAsia="fr-FR" w:bidi="fr-FR"/>
+              </w:rPr>
+            </w:r>
           </w:p>
         </w:tc>
       </w:tr>
@@ -1477,6 +1780,9 @@
               <w:spacing w:after="0"/>
             </w:pPr>
             <w:r>
+              <w:rPr>
+                <w:lang w:val="fr-FR" w:eastAsia="fr-FR" w:bidi="fr-FR"/>
+              </w:rPr>
               <w:t>valeur technique des solutions</w:t>
             </w:r>
           </w:p>
@@ -1491,7 +1797,10 @@
               <w:spacing w:after="0"/>
             </w:pPr>
             <w:r>
-              <w:t>Les techniques, outils et methodes mobilises sont expliques et justifies avec exactitude.</w:t>
+              <w:rPr>
+                <w:lang w:val="fr-FR" w:eastAsia="fr-FR" w:bidi="fr-FR"/>
+              </w:rPr>
+              <w:t>Les techniques, outils et méthodes mobilisés sont expliqués et justifiés avec exactitude.</w:t>
             </w:r>
           </w:p>
         </w:tc>
@@ -1505,7 +1814,11 @@
               <w:spacing w:after="0"/>
               <w:jc w:val="center"/>
             </w:pPr>
-            <w:r/>
+            <w:r>
+              <w:rPr>
+                <w:lang w:val="fr-FR" w:eastAsia="fr-FR" w:bidi="fr-FR"/>
+              </w:rPr>
+            </w:r>
           </w:p>
         </w:tc>
         <w:tc>
@@ -1518,7 +1831,11 @@
               <w:spacing w:after="0"/>
               <w:jc w:val="center"/>
             </w:pPr>
-            <w:r/>
+            <w:r>
+              <w:rPr>
+                <w:lang w:val="fr-FR" w:eastAsia="fr-FR" w:bidi="fr-FR"/>
+              </w:rPr>
+            </w:r>
           </w:p>
         </w:tc>
         <w:tc>
@@ -1531,7 +1848,11 @@
               <w:spacing w:after="0"/>
               <w:jc w:val="center"/>
             </w:pPr>
-            <w:r/>
+            <w:r>
+              <w:rPr>
+                <w:lang w:val="fr-FR" w:eastAsia="fr-FR" w:bidi="fr-FR"/>
+              </w:rPr>
+            </w:r>
           </w:p>
         </w:tc>
         <w:tc>
@@ -1544,7 +1865,11 @@
               <w:spacing w:after="0"/>
               <w:jc w:val="center"/>
             </w:pPr>
-            <w:r/>
+            <w:r>
+              <w:rPr>
+                <w:lang w:val="fr-FR" w:eastAsia="fr-FR" w:bidi="fr-FR"/>
+              </w:rPr>
+            </w:r>
           </w:p>
         </w:tc>
         <w:tc>
@@ -1556,7 +1881,11 @@
             <w:pPr>
               <w:spacing w:after="0"/>
             </w:pPr>
-            <w:r/>
+            <w:r>
+              <w:rPr>
+                <w:lang w:val="fr-FR" w:eastAsia="fr-FR" w:bidi="fr-FR"/>
+              </w:rPr>
+            </w:r>
           </w:p>
         </w:tc>
       </w:tr>
@@ -1571,6 +1900,9 @@
               <w:spacing w:after="0"/>
             </w:pPr>
             <w:r>
+              <w:rPr>
+                <w:lang w:val="fr-FR" w:eastAsia="fr-FR" w:bidi="fr-FR"/>
+              </w:rPr>
               <w:t>rigueur et qualité des travaux présentés</w:t>
             </w:r>
           </w:p>
@@ -1585,7 +1917,10 @@
               <w:spacing w:after="0"/>
             </w:pPr>
             <w:r>
-              <w:t>Elements observables explicitables dans le support ecrit et confirmables lors de l'entretien.</w:t>
+              <w:rPr>
+                <w:lang w:val="fr-FR" w:eastAsia="fr-FR" w:bidi="fr-FR"/>
+              </w:rPr>
+              <w:t>Éléments observables explicitables dans le support écrit et confirmables lors de l'entretien.</w:t>
             </w:r>
           </w:p>
         </w:tc>
@@ -1599,7 +1934,11 @@
               <w:spacing w:after="0"/>
               <w:jc w:val="center"/>
             </w:pPr>
-            <w:r/>
+            <w:r>
+              <w:rPr>
+                <w:lang w:val="fr-FR" w:eastAsia="fr-FR" w:bidi="fr-FR"/>
+              </w:rPr>
+            </w:r>
           </w:p>
         </w:tc>
         <w:tc>
@@ -1612,7 +1951,11 @@
               <w:spacing w:after="0"/>
               <w:jc w:val="center"/>
             </w:pPr>
-            <w:r/>
+            <w:r>
+              <w:rPr>
+                <w:lang w:val="fr-FR" w:eastAsia="fr-FR" w:bidi="fr-FR"/>
+              </w:rPr>
+            </w:r>
           </w:p>
         </w:tc>
         <w:tc>
@@ -1625,7 +1968,11 @@
               <w:spacing w:after="0"/>
               <w:jc w:val="center"/>
             </w:pPr>
-            <w:r/>
+            <w:r>
+              <w:rPr>
+                <w:lang w:val="fr-FR" w:eastAsia="fr-FR" w:bidi="fr-FR"/>
+              </w:rPr>
+            </w:r>
           </w:p>
         </w:tc>
         <w:tc>
@@ -1638,7 +1985,11 @@
               <w:spacing w:after="0"/>
               <w:jc w:val="center"/>
             </w:pPr>
-            <w:r/>
+            <w:r>
+              <w:rPr>
+                <w:lang w:val="fr-FR" w:eastAsia="fr-FR" w:bidi="fr-FR"/>
+              </w:rPr>
+            </w:r>
           </w:p>
         </w:tc>
         <w:tc>
@@ -1650,7 +2001,11 @@
             <w:pPr>
               <w:spacing w:after="0"/>
             </w:pPr>
-            <w:r/>
+            <w:r>
+              <w:rPr>
+                <w:lang w:val="fr-FR" w:eastAsia="fr-FR" w:bidi="fr-FR"/>
+              </w:rPr>
+            </w:r>
           </w:p>
         </w:tc>
       </w:tr>
@@ -1665,6 +2020,9 @@
               <w:spacing w:after="0"/>
             </w:pPr>
             <w:r>
+              <w:rPr>
+                <w:lang w:val="fr-FR" w:eastAsia="fr-FR" w:bidi="fr-FR"/>
+              </w:rPr>
               <w:t>qualité de l'exposé oral et des réponses. Le rapport de stage est évalué lors d'une situation d'évaluation en CCF</w:t>
             </w:r>
           </w:p>
@@ -1679,7 +2037,10 @@
               <w:spacing w:after="0"/>
             </w:pPr>
             <w:r>
-              <w:t>Support lisible, structure, coherent avec l'epreuve et directement exploitable pour l'evaluation.</w:t>
+              <w:rPr>
+                <w:lang w:val="fr-FR" w:eastAsia="fr-FR" w:bidi="fr-FR"/>
+              </w:rPr>
+              <w:t>Support lisible, structuré, cohérent avec l'épreuve et directement exploitable pour l'évaluation.</w:t>
             </w:r>
           </w:p>
         </w:tc>
@@ -1693,7 +2054,11 @@
               <w:spacing w:after="0"/>
               <w:jc w:val="center"/>
             </w:pPr>
-            <w:r/>
+            <w:r>
+              <w:rPr>
+                <w:lang w:val="fr-FR" w:eastAsia="fr-FR" w:bidi="fr-FR"/>
+              </w:rPr>
+            </w:r>
           </w:p>
         </w:tc>
         <w:tc>
@@ -1706,7 +2071,11 @@
               <w:spacing w:after="0"/>
               <w:jc w:val="center"/>
             </w:pPr>
-            <w:r/>
+            <w:r>
+              <w:rPr>
+                <w:lang w:val="fr-FR" w:eastAsia="fr-FR" w:bidi="fr-FR"/>
+              </w:rPr>
+            </w:r>
           </w:p>
         </w:tc>
         <w:tc>
@@ -1719,7 +2088,11 @@
               <w:spacing w:after="0"/>
               <w:jc w:val="center"/>
             </w:pPr>
-            <w:r/>
+            <w:r>
+              <w:rPr>
+                <w:lang w:val="fr-FR" w:eastAsia="fr-FR" w:bidi="fr-FR"/>
+              </w:rPr>
+            </w:r>
           </w:p>
         </w:tc>
         <w:tc>
@@ -1732,7 +2105,11 @@
               <w:spacing w:after="0"/>
               <w:jc w:val="center"/>
             </w:pPr>
-            <w:r/>
+            <w:r>
+              <w:rPr>
+                <w:lang w:val="fr-FR" w:eastAsia="fr-FR" w:bidi="fr-FR"/>
+              </w:rPr>
+            </w:r>
           </w:p>
         </w:tc>
         <w:tc>
@@ -1744,7 +2121,11 @@
             <w:pPr>
               <w:spacing w:after="0"/>
             </w:pPr>
-            <w:r/>
+            <w:r>
+              <w:rPr>
+                <w:lang w:val="fr-FR" w:eastAsia="fr-FR" w:bidi="fr-FR"/>
+              </w:rPr>
+            </w:r>
           </w:p>
         </w:tc>
       </w:tr>
@@ -1754,8 +2135,9 @@
       <w:r>
         <w:rPr>
           <w:b/>
+          <w:lang w:val="fr-FR" w:eastAsia="fr-FR" w:bidi="fr-FR"/>
         </w:rPr>
-        <w:t>Appreciation synthetique</w:t>
+        <w:t>Appréciation synthétique</w:t>
       </w:r>
     </w:p>
     <w:tbl>
@@ -1779,8 +2161,9 @@
             <w:r>
               <w:rPr>
                 <w:b/>
+                <w:lang w:val="fr-FR" w:eastAsia="fr-FR" w:bidi="fr-FR"/>
               </w:rPr>
-              <w:t>Points forts observes</w:t>
+              <w:t>Points forts observés</w:t>
             </w:r>
           </w:p>
         </w:tc>
@@ -1789,7 +2172,11 @@
             <w:tcW w:type="dxa" w:w="10658"/>
           </w:tcPr>
           <w:p>
-            <w:r/>
+            <w:r>
+              <w:rPr>
+                <w:lang w:val="fr-FR" w:eastAsia="fr-FR" w:bidi="fr-FR"/>
+              </w:rPr>
+            </w:r>
           </w:p>
         </w:tc>
       </w:tr>
@@ -1803,6 +2190,7 @@
             <w:r>
               <w:rPr>
                 <w:b/>
+                <w:lang w:val="fr-FR" w:eastAsia="fr-FR" w:bidi="fr-FR"/>
               </w:rPr>
               <w:t>Axes de progression / vigilance</w:t>
             </w:r>
@@ -1813,7 +2201,11 @@
             <w:tcW w:type="dxa" w:w="10658"/>
           </w:tcPr>
           <w:p>
-            <w:r/>
+            <w:r>
+              <w:rPr>
+                <w:lang w:val="fr-FR" w:eastAsia="fr-FR" w:bidi="fr-FR"/>
+              </w:rPr>
+            </w:r>
           </w:p>
         </w:tc>
       </w:tr>
@@ -1827,8 +2219,9 @@
             <w:r>
               <w:rPr>
                 <w:b/>
+                <w:lang w:val="fr-FR" w:eastAsia="fr-FR" w:bidi="fr-FR"/>
               </w:rPr>
-              <w:t>Decision / note / positionnement local</w:t>
+              <w:t>Décision / note / positionnement local</w:t>
             </w:r>
           </w:p>
         </w:tc>
@@ -1837,7 +2230,11 @@
             <w:tcW w:type="dxa" w:w="10658"/>
           </w:tcPr>
           <w:p>
-            <w:r/>
+            <w:r>
+              <w:rPr>
+                <w:lang w:val="fr-FR" w:eastAsia="fr-FR" w:bidi="fr-FR"/>
+              </w:rPr>
+            </w:r>
           </w:p>
         </w:tc>
       </w:tr>
@@ -1847,17 +2244,24 @@
       <w:r>
         <w:rPr>
           <w:b/>
+          <w:lang w:val="fr-FR" w:eastAsia="fr-FR" w:bidi="fr-FR"/>
         </w:rPr>
         <w:t>Fondement et sources de reconstitution</w:t>
       </w:r>
     </w:p>
     <w:p>
       <w:r>
+        <w:rPr>
+          <w:lang w:val="fr-FR" w:eastAsia="fr-FR" w:bidi="fr-FR"/>
+        </w:rPr>
         <w:t>Croisement entre le rapport de stage en milieu professionnel, le reglement d'examen et les competences de procede.</w:t>
       </w:r>
     </w:p>
     <w:p>
       <w:r>
+        <w:rPr>
+          <w:lang w:val="fr-FR" w:eastAsia="fr-FR" w:bidi="fr-FR"/>
+        </w:rPr>
         <w:t>Le Bulletin Officiel de l'Éducation Nationale pour le BTS Traitements des Matériaux (Arrêté du 5 août 2001 modifié) détaille explicitement les critères d'évaluation pour l'épreuve U6.2 / E62 Rapport de stage en milieu professionnel. Ces critères incluent la capacité à argumenter, la rigueur de la démarche, la valeur technique, la qualité des travaux et de la communication orale. L'évaluation se fait en CCF sur la base d'une situation d'évaluation et du rapport de stage.</w:t>
       </w:r>
     </w:p>
@@ -1865,16 +2269,18 @@
       <w:r>
         <w:rPr>
           <w:sz w:val="17"/>
+          <w:lang w:val="fr-FR" w:eastAsia="fr-FR" w:bidi="fr-FR"/>
         </w:rPr>
-        <w:t>Referentiel : https://www.education.gouv.fr/bo/2001/hs6/hs6.htm</w:t>
+        <w:t>Référentiel : https://www.education.gouv.fr/bo/2001/hs6/hs6.htm</w:t>
       </w:r>
     </w:p>
     <w:p>
       <w:r>
         <w:rPr>
           <w:sz w:val="17"/>
+          <w:lang w:val="fr-FR" w:eastAsia="fr-FR" w:bidi="fr-FR"/>
         </w:rPr>
-        <w:t>Definition / modalites : https://www.education.gouv.fr/bo/20/Hebdo38/ESRS2019793A.htm</w:t>
+        <w:t>Source support : https://www.education.gouv.fr/bo/20/Hebdo38/ESRS2019793A.htm</w:t>
       </w:r>
     </w:p>
     <w:sectPr>
@@ -2253,6 +2659,7 @@
     <w:rPr>
       <w:rFonts w:ascii="Aptos" w:hAnsi="Aptos"/>
       <w:sz w:val="20"/>
+      <w:lang w:val="fr-FR" w:eastAsia="fr-FR" w:bidi="fr-FR"/>
     </w:rPr>
   </w:style>
   <w:style w:type="paragraph" w:styleId="Header">

--- a/downloads/fiches/bts_traitements_des_materiaux_fiche_evaluation.docx
+++ b/downloads/fiches/bts_traitements_des_materiaux_fiche_evaluation.docx
@@ -26,7 +26,7 @@
           <w:sz w:val="21"/>
           <w:lang w:val="fr-FR" w:eastAsia="fr-FR" w:bidi="fr-FR"/>
         </w:rPr>
-        <w:t>Support évalué : Rapport de stage / rapport d'activités | Modalité : CCF | Option : Options A et B</w:t>
+        <w:t>Support évalué : Rapport de stage / rapport d'activités | Modalité : À confirmer | Option : Options À et B</w:t>
       </w:r>
     </w:p>
     <w:p>
@@ -51,7 +51,7 @@
           <w:i/>
           <w:lang w:val="fr-FR" w:eastAsia="fr-FR" w:bidi="fr-FR"/>
         </w:rPr>
-        <w:t>Cette fiche est une reconstitution de travail à partir des sources publiques repérées au 2026-05-06. Elle ne remplace pas un formulaire national opposable lorsqu'une grille officielle complète existe par ailleurs.</w:t>
+        <w:t>Cette fiche est une reconstitution de travail à partir des sources publiques repérées au 2026-05-06. Elle ne remplace pas un formulaire national opposable lorsqu'une grille officielle complète existe par ailleurs. La modalité exacte (CCF ou ponctuelle) reste à confirmer sur la base des textes disponibles.</w:t>
       </w:r>
     </w:p>
     <w:tbl>
@@ -124,7 +124,7 @@
               <w:rPr>
                 <w:lang w:val="fr-FR" w:eastAsia="fr-FR" w:bidi="fr-FR"/>
               </w:rPr>
-              <w:t>CCF</w:t>
+              <w:t>À confirmer</w:t>
             </w:r>
           </w:p>
         </w:tc>
@@ -156,7 +156,7 @@
               <w:rPr>
                 <w:lang w:val="fr-FR" w:eastAsia="fr-FR" w:bidi="fr-FR"/>
               </w:rPr>
-              <w:t>Options A et B</w:t>
+              <w:t>Options À et B</w:t>
             </w:r>
           </w:p>
         </w:tc>
@@ -186,7 +186,7 @@
               <w:rPr>
                 <w:lang w:val="fr-FR" w:eastAsia="fr-FR" w:bidi="fr-FR"/>
               </w:rPr>
-              <w:t>CCF confirme</w:t>
+              <w:t>CCF confirmé</w:t>
             </w:r>
           </w:p>
         </w:tc>
@@ -280,7 +280,7 @@
               <w:rPr>
                 <w:lang w:val="fr-FR" w:eastAsia="fr-FR" w:bidi="fr-FR"/>
               </w:rPr>
-              <w:t>CCF confirme</w:t>
+              <w:t>CCF confirmé</w:t>
             </w:r>
           </w:p>
         </w:tc>
@@ -342,7 +342,7 @@
               <w:rPr>
                 <w:lang w:val="fr-FR" w:eastAsia="fr-FR" w:bidi="fr-FR"/>
               </w:rPr>
-              <w:t>Le rapport de stage en milieu professionnel est explicite, mais la grille detaillee n'a pas ete retrouvée publiquement.</w:t>
+              <w:t>Le rapport de stage en milieu professionnel est explicite, mais la grille detaillee n'à pas ete retrouvée publiquement.</w:t>
             </w:r>
           </w:p>
         </w:tc>

--- a/downloads/fiches/bts_traitements_des_materiaux_fiche_evaluation.docx
+++ b/downloads/fiches/bts_traitements_des_materiaux_fiche_evaluation.docx
@@ -9,11 +9,8 @@
       <w:r>
         <w:rPr>
           <w:b/>
-          <w:color w:val="1F4E79"/>
-          <w:sz w:val="32"/>
-          <w:lang w:val="fr-FR" w:eastAsia="fr-FR" w:bidi="fr-FR"/>
         </w:rPr>
-        <w:t>Fiche d'évaluation reconstituée - BTS Traitements des materiaux</w:t>
+        <w:t>Fiche d'évaluation - BTS Traitements des materiaux</w:t>
       </w:r>
     </w:p>
     <w:p>
@@ -27,31 +24,6 @@
           <w:lang w:val="fr-FR" w:eastAsia="fr-FR" w:bidi="fr-FR"/>
         </w:rPr>
         <w:t>Support évalué : Rapport de stage / rapport d'activités | Modalité : À confirmer | Option : Options À et B</w:t>
-      </w:r>
-    </w:p>
-    <w:p>
-      <w:pPr>
-        <w:jc w:val="center"/>
-      </w:pPr>
-      <w:r>
-        <w:rPr>
-          <w:b/>
-          <w:color w:val="4F81BD"/>
-          <w:lang w:val="fr-FR" w:eastAsia="fr-FR" w:bidi="fr-FR"/>
-        </w:rPr>
-        <w:t>Fiche reconstituée à partir de critères officiels</w:t>
-      </w:r>
-    </w:p>
-    <w:p>
-      <w:pPr>
-        <w:spacing w:after="120"/>
-      </w:pPr>
-      <w:r>
-        <w:rPr>
-          <w:i/>
-          <w:lang w:val="fr-FR" w:eastAsia="fr-FR" w:bidi="fr-FR"/>
-        </w:rPr>
-        <w:t>Cette fiche est une reconstitution de travail à partir des sources publiques repérées au 2026-05-06. Elle ne remplace pas un formulaire national opposable lorsqu'une grille officielle complète existe par ailleurs. La modalité exacte (CCF ou ponctuelle) reste à confirmer sur la base des textes disponibles.</w:t>
       </w:r>
     </w:p>
     <w:tbl>
@@ -108,9 +80,8 @@
             <w:r>
               <w:rPr>
                 <w:b/>
-                <w:lang w:val="fr-FR" w:eastAsia="fr-FR" w:bidi="fr-FR"/>
               </w:rPr>
-              <w:t>Modalité</w:t>
+              <w:t>Modalité d'évaluation</w:t>
             </w:r>
           </w:p>
         </w:tc>
@@ -169,10 +140,8 @@
           <w:p>
             <w:r>
               <w:rPr>
-                <w:b/>
-                <w:lang w:val="fr-FR" w:eastAsia="fr-FR" w:bidi="fr-FR"/>
+                <w:b w:val="0"/>
               </w:rPr>
-              <w:t>Statut documentaire</w:t>
             </w:r>
           </w:p>
         </w:tc>
@@ -184,9 +153,8 @@
           <w:p>
             <w:r>
               <w:rPr>
-                <w:lang w:val="fr-FR" w:eastAsia="fr-FR" w:bidi="fr-FR"/>
+                <w:b w:val="0"/>
               </w:rPr>
-              <w:t>CCF confirmé</w:t>
             </w:r>
           </w:p>
         </w:tc>
@@ -293,10 +261,8 @@
           <w:p>
             <w:r>
               <w:rPr>
-                <w:b/>
-                <w:lang w:val="fr-FR" w:eastAsia="fr-FR" w:bidi="fr-FR"/>
+                <w:b w:val="0"/>
               </w:rPr>
-              <w:t>Niveau de reconstitution</w:t>
             </w:r>
           </w:p>
         </w:tc>
@@ -308,71 +274,8 @@
           <w:p>
             <w:r>
               <w:rPr>
-                <w:lang w:val="fr-FR" w:eastAsia="fr-FR" w:bidi="fr-FR"/>
+                <w:b w:val="0"/>
               </w:rPr>
-              <w:t>Fiche reconstituée à partir de critères officiels</w:t>
-            </w:r>
-          </w:p>
-        </w:tc>
-      </w:tr>
-      <w:tr>
-        <w:tc>
-          <w:tcPr>
-            <w:tcW w:type="dxa" w:w="1814"/>
-            <w:vAlign w:val="center"/>
-            <w:shd w:fill="D9EAF7"/>
-          </w:tcPr>
-          <w:p>
-            <w:r>
-              <w:rPr>
-                <w:b/>
-                <w:lang w:val="fr-FR" w:eastAsia="fr-FR" w:bidi="fr-FR"/>
-              </w:rPr>
-              <w:t>Sources modèle</w:t>
-            </w:r>
-          </w:p>
-        </w:tc>
-        <w:tc>
-          <w:tcPr>
-            <w:tcW w:type="dxa" w:w="4535"/>
-            <w:vAlign w:val="center"/>
-          </w:tcPr>
-          <w:p>
-            <w:r>
-              <w:rPr>
-                <w:lang w:val="fr-FR" w:eastAsia="fr-FR" w:bidi="fr-FR"/>
-              </w:rPr>
-              <w:t>Le rapport de stage en milieu professionnel est explicite, mais la grille detaillee n'à pas ete retrouvée publiquement.</w:t>
-            </w:r>
-          </w:p>
-        </w:tc>
-        <w:tc>
-          <w:tcPr>
-            <w:tcW w:type="dxa" w:w="1814"/>
-            <w:vAlign w:val="center"/>
-            <w:shd w:fill="D9EAF7"/>
-          </w:tcPr>
-          <w:p>
-            <w:r>
-              <w:rPr>
-                <w:b/>
-                <w:lang w:val="fr-FR" w:eastAsia="fr-FR" w:bidi="fr-FR"/>
-              </w:rPr>
-              <w:t>Document jury</w:t>
-            </w:r>
-          </w:p>
-        </w:tc>
-        <w:tc>
-          <w:tcPr>
-            <w:tcW w:type="dxa" w:w="6009"/>
-            <w:vAlign w:val="center"/>
-          </w:tcPr>
-          <w:p>
-            <w:r>
-              <w:rPr>
-                <w:lang w:val="fr-FR" w:eastAsia="fr-FR" w:bidi="fr-FR"/>
-              </w:rPr>
-              <w:t>Non retrouvé</w:t>
             </w:r>
           </w:p>
         </w:tc>
@@ -2219,9 +2122,8 @@
             <w:r>
               <w:rPr>
                 <w:b/>
-                <w:lang w:val="fr-FR" w:eastAsia="fr-FR" w:bidi="fr-FR"/>
               </w:rPr>
-              <w:t>Décision / note / positionnement local</w:t>
+              <w:t>Note proposée</w:t>
             </w:r>
           </w:p>
         </w:tc>
@@ -2243,15 +2145,6 @@
     <w:p>
       <w:r>
         <w:rPr>
-          <w:b/>
-          <w:lang w:val="fr-FR" w:eastAsia="fr-FR" w:bidi="fr-FR"/>
-        </w:rPr>
-        <w:t>Fondement et sources de reconstitution</w:t>
-      </w:r>
-    </w:p>
-    <w:p>
-      <w:r>
-        <w:rPr>
           <w:lang w:val="fr-FR" w:eastAsia="fr-FR" w:bidi="fr-FR"/>
         </w:rPr>
         <w:t>Croisement entre le rapport de stage en milieu professionnel, le reglement d'examen et les competences de procede.</w:t>
@@ -2263,15 +2156,6 @@
           <w:lang w:val="fr-FR" w:eastAsia="fr-FR" w:bidi="fr-FR"/>
         </w:rPr>
         <w:t>Le Bulletin Officiel de l'Éducation Nationale pour le BTS Traitements des Matériaux (Arrêté du 5 août 2001 modifié) détaille explicitement les critères d'évaluation pour l'épreuve U6.2 / E62 Rapport de stage en milieu professionnel. Ces critères incluent la capacité à argumenter, la rigueur de la démarche, la valeur technique, la qualité des travaux et de la communication orale. L'évaluation se fait en CCF sur la base d'une situation d'évaluation et du rapport de stage.</w:t>
-      </w:r>
-    </w:p>
-    <w:p>
-      <w:r>
-        <w:rPr>
-          <w:sz w:val="17"/>
-          <w:lang w:val="fr-FR" w:eastAsia="fr-FR" w:bidi="fr-FR"/>
-        </w:rPr>
-        <w:t>Référentiel : https://www.education.gouv.fr/bo/2001/hs6/hs6.htm</w:t>
       </w:r>
     </w:p>
     <w:p>
